--- a/docs/作业5_需求评审_SQA1_20261020/需求评审计划_SQA2.docx
+++ b/docs/作业5_需求评审_SQA1_20261020/需求评审计划_SQA2.docx
@@ -1283,7 +1283,7 @@
                 <w:sz w:val="20"/>
                 <w:szCs w:val="20"/>
               </w:rPr>
-              <w:t xml:space="preserve">老师 2026-10-12 下发的《选择1 基础数据（部分）》9 份 xlsx（`01_老师下发/选择1基础数据/`）</w:t>
+              <w:t xml:space="preserve">老师 2026-10-12 下发的《选择1 基础数据（部分）》9 份 xlsx（01_老师下发/选择1基础数据/）</w:t>
             </w:r>
           </w:p>
         </w:tc>

--- a/docs/作业5_需求评审_SQA1_20261020/需求评审计划_SQA2.docx
+++ b/docs/作业5_需求评审_SQA1_20261020/需求评审计划_SQA2.docx
@@ -348,6 +348,7 @@
               <w:bottom w:type="dxa" w:w="50"/>
               <w:right w:type="dxa" w:w="90"/>
             </w:tcMar>
+            <w:vAlign w:val="center"/>
           </w:tcPr>
           <w:p>
             <w:pPr>
@@ -377,6 +378,7 @@
               <w:bottom w:type="dxa" w:w="50"/>
               <w:right w:type="dxa" w:w="90"/>
             </w:tcMar>
+            <w:vAlign w:val="center"/>
           </w:tcPr>
           <w:p>
             <w:pPr>
@@ -406,6 +408,7 @@
               <w:bottom w:type="dxa" w:w="50"/>
               <w:right w:type="dxa" w:w="90"/>
             </w:tcMar>
+            <w:vAlign w:val="center"/>
           </w:tcPr>
           <w:p>
             <w:pPr>
@@ -439,11 +442,12 @@
               <w:bottom w:type="dxa" w:w="50"/>
               <w:right w:type="dxa" w:w="90"/>
             </w:tcMar>
-          </w:tcPr>
-          <w:p>
-            <w:pPr>
-              <w:spacing w:after="20" w:before="20" w:line="276"/>
-              <w:jc w:val="left"/>
+            <w:vAlign w:val="center"/>
+          </w:tcPr>
+          <w:p>
+            <w:pPr>
+              <w:spacing w:after="20" w:before="20" w:line="276"/>
+              <w:jc w:val="center"/>
             </w:pPr>
             <w:r>
               <w:rPr>
@@ -467,6 +471,7 @@
               <w:bottom w:type="dxa" w:w="50"/>
               <w:right w:type="dxa" w:w="90"/>
             </w:tcMar>
+            <w:vAlign w:val="center"/>
           </w:tcPr>
           <w:p>
             <w:pPr>
@@ -495,6 +500,7 @@
               <w:bottom w:type="dxa" w:w="50"/>
               <w:right w:type="dxa" w:w="90"/>
             </w:tcMar>
+            <w:vAlign w:val="center"/>
           </w:tcPr>
           <w:p>
             <w:pPr>
@@ -528,11 +534,12 @@
               <w:bottom w:type="dxa" w:w="50"/>
               <w:right w:type="dxa" w:w="90"/>
             </w:tcMar>
-          </w:tcPr>
-          <w:p>
-            <w:pPr>
-              <w:spacing w:after="20" w:before="20" w:line="276"/>
-              <w:jc w:val="left"/>
+            <w:vAlign w:val="center"/>
+          </w:tcPr>
+          <w:p>
+            <w:pPr>
+              <w:spacing w:after="20" w:before="20" w:line="276"/>
+              <w:jc w:val="center"/>
             </w:pPr>
             <w:r>
               <w:rPr>
@@ -556,6 +563,7 @@
               <w:bottom w:type="dxa" w:w="50"/>
               <w:right w:type="dxa" w:w="90"/>
             </w:tcMar>
+            <w:vAlign w:val="center"/>
           </w:tcPr>
           <w:p>
             <w:pPr>
@@ -584,6 +592,7 @@
               <w:bottom w:type="dxa" w:w="50"/>
               <w:right w:type="dxa" w:w="90"/>
             </w:tcMar>
+            <w:vAlign w:val="center"/>
           </w:tcPr>
           <w:p>
             <w:pPr>
@@ -617,11 +626,12 @@
               <w:bottom w:type="dxa" w:w="50"/>
               <w:right w:type="dxa" w:w="90"/>
             </w:tcMar>
-          </w:tcPr>
-          <w:p>
-            <w:pPr>
-              <w:spacing w:after="20" w:before="20" w:line="276"/>
-              <w:jc w:val="left"/>
+            <w:vAlign w:val="center"/>
+          </w:tcPr>
+          <w:p>
+            <w:pPr>
+              <w:spacing w:after="20" w:before="20" w:line="276"/>
+              <w:jc w:val="center"/>
             </w:pPr>
             <w:r>
               <w:rPr>
@@ -645,6 +655,7 @@
               <w:bottom w:type="dxa" w:w="50"/>
               <w:right w:type="dxa" w:w="90"/>
             </w:tcMar>
+            <w:vAlign w:val="center"/>
           </w:tcPr>
           <w:p>
             <w:pPr>
@@ -673,6 +684,7 @@
               <w:bottom w:type="dxa" w:w="50"/>
               <w:right w:type="dxa" w:w="90"/>
             </w:tcMar>
+            <w:vAlign w:val="center"/>
           </w:tcPr>
           <w:p>
             <w:pPr>
@@ -706,11 +718,12 @@
               <w:bottom w:type="dxa" w:w="50"/>
               <w:right w:type="dxa" w:w="90"/>
             </w:tcMar>
-          </w:tcPr>
-          <w:p>
-            <w:pPr>
-              <w:spacing w:after="20" w:before="20" w:line="276"/>
-              <w:jc w:val="left"/>
+            <w:vAlign w:val="center"/>
+          </w:tcPr>
+          <w:p>
+            <w:pPr>
+              <w:spacing w:after="20" w:before="20" w:line="276"/>
+              <w:jc w:val="center"/>
             </w:pPr>
             <w:r>
               <w:rPr>
@@ -734,6 +747,7 @@
               <w:bottom w:type="dxa" w:w="50"/>
               <w:right w:type="dxa" w:w="90"/>
             </w:tcMar>
+            <w:vAlign w:val="center"/>
           </w:tcPr>
           <w:p>
             <w:pPr>
@@ -762,6 +776,7 @@
               <w:bottom w:type="dxa" w:w="50"/>
               <w:right w:type="dxa" w:w="90"/>
             </w:tcMar>
+            <w:vAlign w:val="center"/>
           </w:tcPr>
           <w:p>
             <w:pPr>
@@ -795,11 +810,12 @@
               <w:bottom w:type="dxa" w:w="50"/>
               <w:right w:type="dxa" w:w="90"/>
             </w:tcMar>
-          </w:tcPr>
-          <w:p>
-            <w:pPr>
-              <w:spacing w:after="20" w:before="20" w:line="276"/>
-              <w:jc w:val="left"/>
+            <w:vAlign w:val="center"/>
+          </w:tcPr>
+          <w:p>
+            <w:pPr>
+              <w:spacing w:after="20" w:before="20" w:line="276"/>
+              <w:jc w:val="center"/>
             </w:pPr>
             <w:r>
               <w:rPr>
@@ -823,6 +839,7 @@
               <w:bottom w:type="dxa" w:w="50"/>
               <w:right w:type="dxa" w:w="90"/>
             </w:tcMar>
+            <w:vAlign w:val="center"/>
           </w:tcPr>
           <w:p>
             <w:pPr>
@@ -851,6 +868,7 @@
               <w:bottom w:type="dxa" w:w="50"/>
               <w:right w:type="dxa" w:w="90"/>
             </w:tcMar>
+            <w:vAlign w:val="center"/>
           </w:tcPr>
           <w:p>
             <w:pPr>
@@ -884,11 +902,12 @@
               <w:bottom w:type="dxa" w:w="50"/>
               <w:right w:type="dxa" w:w="90"/>
             </w:tcMar>
-          </w:tcPr>
-          <w:p>
-            <w:pPr>
-              <w:spacing w:after="20" w:before="20" w:line="276"/>
-              <w:jc w:val="left"/>
+            <w:vAlign w:val="center"/>
+          </w:tcPr>
+          <w:p>
+            <w:pPr>
+              <w:spacing w:after="20" w:before="20" w:line="276"/>
+              <w:jc w:val="center"/>
             </w:pPr>
             <w:r>
               <w:rPr>
@@ -912,6 +931,7 @@
               <w:bottom w:type="dxa" w:w="50"/>
               <w:right w:type="dxa" w:w="90"/>
             </w:tcMar>
+            <w:vAlign w:val="center"/>
           </w:tcPr>
           <w:p>
             <w:pPr>
@@ -940,6 +960,7 @@
               <w:bottom w:type="dxa" w:w="50"/>
               <w:right w:type="dxa" w:w="90"/>
             </w:tcMar>
+            <w:vAlign w:val="center"/>
           </w:tcPr>
           <w:p>
             <w:pPr>
@@ -973,11 +994,12 @@
               <w:bottom w:type="dxa" w:w="50"/>
               <w:right w:type="dxa" w:w="90"/>
             </w:tcMar>
-          </w:tcPr>
-          <w:p>
-            <w:pPr>
-              <w:spacing w:after="20" w:before="20" w:line="276"/>
-              <w:jc w:val="left"/>
+            <w:vAlign w:val="center"/>
+          </w:tcPr>
+          <w:p>
+            <w:pPr>
+              <w:spacing w:after="20" w:before="20" w:line="276"/>
+              <w:jc w:val="center"/>
             </w:pPr>
             <w:r>
               <w:rPr>
@@ -1001,6 +1023,7 @@
               <w:bottom w:type="dxa" w:w="50"/>
               <w:right w:type="dxa" w:w="90"/>
             </w:tcMar>
+            <w:vAlign w:val="center"/>
           </w:tcPr>
           <w:p>
             <w:pPr>
@@ -1029,6 +1052,7 @@
               <w:bottom w:type="dxa" w:w="50"/>
               <w:right w:type="dxa" w:w="90"/>
             </w:tcMar>
+            <w:vAlign w:val="center"/>
           </w:tcPr>
           <w:p>
             <w:pPr>
@@ -1062,11 +1086,12 @@
               <w:bottom w:type="dxa" w:w="50"/>
               <w:right w:type="dxa" w:w="90"/>
             </w:tcMar>
-          </w:tcPr>
-          <w:p>
-            <w:pPr>
-              <w:spacing w:after="20" w:before="20" w:line="276"/>
-              <w:jc w:val="left"/>
+            <w:vAlign w:val="center"/>
+          </w:tcPr>
+          <w:p>
+            <w:pPr>
+              <w:spacing w:after="20" w:before="20" w:line="276"/>
+              <w:jc w:val="center"/>
             </w:pPr>
             <w:r>
               <w:rPr>
@@ -1090,6 +1115,7 @@
               <w:bottom w:type="dxa" w:w="50"/>
               <w:right w:type="dxa" w:w="90"/>
             </w:tcMar>
+            <w:vAlign w:val="center"/>
           </w:tcPr>
           <w:p>
             <w:pPr>
@@ -1118,6 +1144,7 @@
               <w:bottom w:type="dxa" w:w="50"/>
               <w:right w:type="dxa" w:w="90"/>
             </w:tcMar>
+            <w:vAlign w:val="center"/>
           </w:tcPr>
           <w:p>
             <w:pPr>
@@ -1151,11 +1178,12 @@
               <w:bottom w:type="dxa" w:w="50"/>
               <w:right w:type="dxa" w:w="90"/>
             </w:tcMar>
-          </w:tcPr>
-          <w:p>
-            <w:pPr>
-              <w:spacing w:after="20" w:before="20" w:line="276"/>
-              <w:jc w:val="left"/>
+            <w:vAlign w:val="center"/>
+          </w:tcPr>
+          <w:p>
+            <w:pPr>
+              <w:spacing w:after="20" w:before="20" w:line="276"/>
+              <w:jc w:val="center"/>
             </w:pPr>
             <w:r>
               <w:rPr>
@@ -1179,6 +1207,7 @@
               <w:bottom w:type="dxa" w:w="50"/>
               <w:right w:type="dxa" w:w="90"/>
             </w:tcMar>
+            <w:vAlign w:val="center"/>
           </w:tcPr>
           <w:p>
             <w:pPr>
@@ -1207,6 +1236,7 @@
               <w:bottom w:type="dxa" w:w="50"/>
               <w:right w:type="dxa" w:w="90"/>
             </w:tcMar>
+            <w:vAlign w:val="center"/>
           </w:tcPr>
           <w:p>
             <w:pPr>
@@ -1240,11 +1270,12 @@
               <w:bottom w:type="dxa" w:w="50"/>
               <w:right w:type="dxa" w:w="90"/>
             </w:tcMar>
-          </w:tcPr>
-          <w:p>
-            <w:pPr>
-              <w:spacing w:after="20" w:before="20" w:line="276"/>
-              <w:jc w:val="left"/>
+            <w:vAlign w:val="center"/>
+          </w:tcPr>
+          <w:p>
+            <w:pPr>
+              <w:spacing w:after="20" w:before="20" w:line="276"/>
+              <w:jc w:val="center"/>
             </w:pPr>
             <w:r>
               <w:rPr>
@@ -1268,6 +1299,7 @@
               <w:bottom w:type="dxa" w:w="50"/>
               <w:right w:type="dxa" w:w="90"/>
             </w:tcMar>
+            <w:vAlign w:val="center"/>
           </w:tcPr>
           <w:p>
             <w:pPr>
@@ -1296,6 +1328,7 @@
               <w:bottom w:type="dxa" w:w="50"/>
               <w:right w:type="dxa" w:w="90"/>
             </w:tcMar>
+            <w:vAlign w:val="center"/>
           </w:tcPr>
           <w:p>
             <w:pPr>
@@ -1420,6 +1453,7 @@
               <w:bottom w:type="dxa" w:w="50"/>
               <w:right w:type="dxa" w:w="90"/>
             </w:tcMar>
+            <w:vAlign w:val="center"/>
           </w:tcPr>
           <w:p>
             <w:pPr>
@@ -1449,6 +1483,7 @@
               <w:bottom w:type="dxa" w:w="50"/>
               <w:right w:type="dxa" w:w="90"/>
             </w:tcMar>
+            <w:vAlign w:val="center"/>
           </w:tcPr>
           <w:p>
             <w:pPr>
@@ -1478,6 +1513,7 @@
               <w:bottom w:type="dxa" w:w="50"/>
               <w:right w:type="dxa" w:w="90"/>
             </w:tcMar>
+            <w:vAlign w:val="center"/>
           </w:tcPr>
           <w:p>
             <w:pPr>
@@ -1511,11 +1547,12 @@
               <w:bottom w:type="dxa" w:w="50"/>
               <w:right w:type="dxa" w:w="90"/>
             </w:tcMar>
-          </w:tcPr>
-          <w:p>
-            <w:pPr>
-              <w:spacing w:after="20" w:before="20" w:line="276"/>
-              <w:jc w:val="left"/>
+            <w:vAlign w:val="center"/>
+          </w:tcPr>
+          <w:p>
+            <w:pPr>
+              <w:spacing w:after="20" w:before="20" w:line="276"/>
+              <w:jc w:val="center"/>
             </w:pPr>
             <w:r>
               <w:rPr>
@@ -1539,6 +1576,7 @@
               <w:bottom w:type="dxa" w:w="50"/>
               <w:right w:type="dxa" w:w="90"/>
             </w:tcMar>
+            <w:vAlign w:val="center"/>
           </w:tcPr>
           <w:p>
             <w:pPr>
@@ -1567,6 +1605,7 @@
               <w:bottom w:type="dxa" w:w="50"/>
               <w:right w:type="dxa" w:w="90"/>
             </w:tcMar>
+            <w:vAlign w:val="center"/>
           </w:tcPr>
           <w:p>
             <w:pPr>
@@ -1600,11 +1639,12 @@
               <w:bottom w:type="dxa" w:w="50"/>
               <w:right w:type="dxa" w:w="90"/>
             </w:tcMar>
-          </w:tcPr>
-          <w:p>
-            <w:pPr>
-              <w:spacing w:after="20" w:before="20" w:line="276"/>
-              <w:jc w:val="left"/>
+            <w:vAlign w:val="center"/>
+          </w:tcPr>
+          <w:p>
+            <w:pPr>
+              <w:spacing w:after="20" w:before="20" w:line="276"/>
+              <w:jc w:val="center"/>
             </w:pPr>
             <w:r>
               <w:rPr>
@@ -1628,6 +1668,7 @@
               <w:bottom w:type="dxa" w:w="50"/>
               <w:right w:type="dxa" w:w="90"/>
             </w:tcMar>
+            <w:vAlign w:val="center"/>
           </w:tcPr>
           <w:p>
             <w:pPr>
@@ -1656,6 +1697,7 @@
               <w:bottom w:type="dxa" w:w="50"/>
               <w:right w:type="dxa" w:w="90"/>
             </w:tcMar>
+            <w:vAlign w:val="center"/>
           </w:tcPr>
           <w:p>
             <w:pPr>
@@ -1689,11 +1731,12 @@
               <w:bottom w:type="dxa" w:w="50"/>
               <w:right w:type="dxa" w:w="90"/>
             </w:tcMar>
-          </w:tcPr>
-          <w:p>
-            <w:pPr>
-              <w:spacing w:after="20" w:before="20" w:line="276"/>
-              <w:jc w:val="left"/>
+            <w:vAlign w:val="center"/>
+          </w:tcPr>
+          <w:p>
+            <w:pPr>
+              <w:spacing w:after="20" w:before="20" w:line="276"/>
+              <w:jc w:val="center"/>
             </w:pPr>
             <w:r>
               <w:rPr>
@@ -1717,6 +1760,7 @@
               <w:bottom w:type="dxa" w:w="50"/>
               <w:right w:type="dxa" w:w="90"/>
             </w:tcMar>
+            <w:vAlign w:val="center"/>
           </w:tcPr>
           <w:p>
             <w:pPr>
@@ -1745,6 +1789,7 @@
               <w:bottom w:type="dxa" w:w="50"/>
               <w:right w:type="dxa" w:w="90"/>
             </w:tcMar>
+            <w:vAlign w:val="center"/>
           </w:tcPr>
           <w:p>
             <w:pPr>
@@ -1778,11 +1823,12 @@
               <w:bottom w:type="dxa" w:w="50"/>
               <w:right w:type="dxa" w:w="90"/>
             </w:tcMar>
-          </w:tcPr>
-          <w:p>
-            <w:pPr>
-              <w:spacing w:after="20" w:before="20" w:line="276"/>
-              <w:jc w:val="left"/>
+            <w:vAlign w:val="center"/>
+          </w:tcPr>
+          <w:p>
+            <w:pPr>
+              <w:spacing w:after="20" w:before="20" w:line="276"/>
+              <w:jc w:val="center"/>
             </w:pPr>
             <w:r>
               <w:rPr>
@@ -1806,6 +1852,7 @@
               <w:bottom w:type="dxa" w:w="50"/>
               <w:right w:type="dxa" w:w="90"/>
             </w:tcMar>
+            <w:vAlign w:val="center"/>
           </w:tcPr>
           <w:p>
             <w:pPr>
@@ -1834,6 +1881,7 @@
               <w:bottom w:type="dxa" w:w="50"/>
               <w:right w:type="dxa" w:w="90"/>
             </w:tcMar>
+            <w:vAlign w:val="center"/>
           </w:tcPr>
           <w:p>
             <w:pPr>
@@ -2100,6 +2148,7 @@
               <w:bottom w:type="dxa" w:w="50"/>
               <w:right w:type="dxa" w:w="90"/>
             </w:tcMar>
+            <w:vAlign w:val="center"/>
           </w:tcPr>
           <w:p>
             <w:pPr>
@@ -2129,6 +2178,7 @@
               <w:bottom w:type="dxa" w:w="50"/>
               <w:right w:type="dxa" w:w="90"/>
             </w:tcMar>
+            <w:vAlign w:val="center"/>
           </w:tcPr>
           <w:p>
             <w:pPr>
@@ -2158,6 +2208,7 @@
               <w:bottom w:type="dxa" w:w="50"/>
               <w:right w:type="dxa" w:w="90"/>
             </w:tcMar>
+            <w:vAlign w:val="center"/>
           </w:tcPr>
           <w:p>
             <w:pPr>
@@ -2187,6 +2238,7 @@
               <w:bottom w:type="dxa" w:w="50"/>
               <w:right w:type="dxa" w:w="90"/>
             </w:tcMar>
+            <w:vAlign w:val="center"/>
           </w:tcPr>
           <w:p>
             <w:pPr>
@@ -2220,11 +2272,12 @@
               <w:bottom w:type="dxa" w:w="50"/>
               <w:right w:type="dxa" w:w="90"/>
             </w:tcMar>
-          </w:tcPr>
-          <w:p>
-            <w:pPr>
-              <w:spacing w:after="20" w:before="20" w:line="276"/>
-              <w:jc w:val="left"/>
+            <w:vAlign w:val="center"/>
+          </w:tcPr>
+          <w:p>
+            <w:pPr>
+              <w:spacing w:after="20" w:before="20" w:line="276"/>
+              <w:jc w:val="center"/>
             </w:pPr>
             <w:r>
               <w:rPr>
@@ -2248,11 +2301,12 @@
               <w:bottom w:type="dxa" w:w="50"/>
               <w:right w:type="dxa" w:w="90"/>
             </w:tcMar>
-          </w:tcPr>
-          <w:p>
-            <w:pPr>
-              <w:spacing w:after="20" w:before="20" w:line="276"/>
-              <w:jc w:val="left"/>
+            <w:vAlign w:val="center"/>
+          </w:tcPr>
+          <w:p>
+            <w:pPr>
+              <w:spacing w:after="20" w:before="20" w:line="276"/>
+              <w:jc w:val="center"/>
             </w:pPr>
             <w:r>
               <w:rPr>
@@ -2276,6 +2330,7 @@
               <w:bottom w:type="dxa" w:w="50"/>
               <w:right w:type="dxa" w:w="90"/>
             </w:tcMar>
+            <w:vAlign w:val="center"/>
           </w:tcPr>
           <w:p>
             <w:pPr>
@@ -2304,6 +2359,7 @@
               <w:bottom w:type="dxa" w:w="50"/>
               <w:right w:type="dxa" w:w="90"/>
             </w:tcMar>
+            <w:vAlign w:val="center"/>
           </w:tcPr>
           <w:p>
             <w:pPr>
@@ -2337,11 +2393,12 @@
               <w:bottom w:type="dxa" w:w="50"/>
               <w:right w:type="dxa" w:w="90"/>
             </w:tcMar>
-          </w:tcPr>
-          <w:p>
-            <w:pPr>
-              <w:spacing w:after="20" w:before="20" w:line="276"/>
-              <w:jc w:val="left"/>
+            <w:vAlign w:val="center"/>
+          </w:tcPr>
+          <w:p>
+            <w:pPr>
+              <w:spacing w:after="20" w:before="20" w:line="276"/>
+              <w:jc w:val="center"/>
             </w:pPr>
             <w:r>
               <w:rPr>
@@ -2365,11 +2422,12 @@
               <w:bottom w:type="dxa" w:w="50"/>
               <w:right w:type="dxa" w:w="90"/>
             </w:tcMar>
-          </w:tcPr>
-          <w:p>
-            <w:pPr>
-              <w:spacing w:after="20" w:before="20" w:line="276"/>
-              <w:jc w:val="left"/>
+            <w:vAlign w:val="center"/>
+          </w:tcPr>
+          <w:p>
+            <w:pPr>
+              <w:spacing w:after="20" w:before="20" w:line="276"/>
+              <w:jc w:val="center"/>
             </w:pPr>
             <w:r>
               <w:rPr>
@@ -2393,6 +2451,7 @@
               <w:bottom w:type="dxa" w:w="50"/>
               <w:right w:type="dxa" w:w="90"/>
             </w:tcMar>
+            <w:vAlign w:val="center"/>
           </w:tcPr>
           <w:p>
             <w:pPr>
@@ -2421,6 +2480,7 @@
               <w:bottom w:type="dxa" w:w="50"/>
               <w:right w:type="dxa" w:w="90"/>
             </w:tcMar>
+            <w:vAlign w:val="center"/>
           </w:tcPr>
           <w:p>
             <w:pPr>
@@ -2454,11 +2514,12 @@
               <w:bottom w:type="dxa" w:w="50"/>
               <w:right w:type="dxa" w:w="90"/>
             </w:tcMar>
-          </w:tcPr>
-          <w:p>
-            <w:pPr>
-              <w:spacing w:after="20" w:before="20" w:line="276"/>
-              <w:jc w:val="left"/>
+            <w:vAlign w:val="center"/>
+          </w:tcPr>
+          <w:p>
+            <w:pPr>
+              <w:spacing w:after="20" w:before="20" w:line="276"/>
+              <w:jc w:val="center"/>
             </w:pPr>
             <w:r>
               <w:rPr>
@@ -2482,11 +2543,12 @@
               <w:bottom w:type="dxa" w:w="50"/>
               <w:right w:type="dxa" w:w="90"/>
             </w:tcMar>
-          </w:tcPr>
-          <w:p>
-            <w:pPr>
-              <w:spacing w:after="20" w:before="20" w:line="276"/>
-              <w:jc w:val="left"/>
+            <w:vAlign w:val="center"/>
+          </w:tcPr>
+          <w:p>
+            <w:pPr>
+              <w:spacing w:after="20" w:before="20" w:line="276"/>
+              <w:jc w:val="center"/>
             </w:pPr>
             <w:r>
               <w:rPr>
@@ -2510,6 +2572,7 @@
               <w:bottom w:type="dxa" w:w="50"/>
               <w:right w:type="dxa" w:w="90"/>
             </w:tcMar>
+            <w:vAlign w:val="center"/>
           </w:tcPr>
           <w:p>
             <w:pPr>
@@ -2538,6 +2601,7 @@
               <w:bottom w:type="dxa" w:w="50"/>
               <w:right w:type="dxa" w:w="90"/>
             </w:tcMar>
+            <w:vAlign w:val="center"/>
           </w:tcPr>
           <w:p>
             <w:pPr>
@@ -2571,11 +2635,12 @@
               <w:bottom w:type="dxa" w:w="50"/>
               <w:right w:type="dxa" w:w="90"/>
             </w:tcMar>
-          </w:tcPr>
-          <w:p>
-            <w:pPr>
-              <w:spacing w:after="20" w:before="20" w:line="276"/>
-              <w:jc w:val="left"/>
+            <w:vAlign w:val="center"/>
+          </w:tcPr>
+          <w:p>
+            <w:pPr>
+              <w:spacing w:after="20" w:before="20" w:line="276"/>
+              <w:jc w:val="center"/>
             </w:pPr>
             <w:r>
               <w:rPr>
@@ -2599,11 +2664,12 @@
               <w:bottom w:type="dxa" w:w="50"/>
               <w:right w:type="dxa" w:w="90"/>
             </w:tcMar>
-          </w:tcPr>
-          <w:p>
-            <w:pPr>
-              <w:spacing w:after="20" w:before="20" w:line="276"/>
-              <w:jc w:val="left"/>
+            <w:vAlign w:val="center"/>
+          </w:tcPr>
+          <w:p>
+            <w:pPr>
+              <w:spacing w:after="20" w:before="20" w:line="276"/>
+              <w:jc w:val="center"/>
             </w:pPr>
             <w:r>
               <w:rPr>
@@ -2627,6 +2693,7 @@
               <w:bottom w:type="dxa" w:w="50"/>
               <w:right w:type="dxa" w:w="90"/>
             </w:tcMar>
+            <w:vAlign w:val="center"/>
           </w:tcPr>
           <w:p>
             <w:pPr>
@@ -2655,6 +2722,7 @@
               <w:bottom w:type="dxa" w:w="50"/>
               <w:right w:type="dxa" w:w="90"/>
             </w:tcMar>
+            <w:vAlign w:val="center"/>
           </w:tcPr>
           <w:p>
             <w:pPr>
@@ -2688,11 +2756,12 @@
               <w:bottom w:type="dxa" w:w="50"/>
               <w:right w:type="dxa" w:w="90"/>
             </w:tcMar>
-          </w:tcPr>
-          <w:p>
-            <w:pPr>
-              <w:spacing w:after="20" w:before="20" w:line="276"/>
-              <w:jc w:val="left"/>
+            <w:vAlign w:val="center"/>
+          </w:tcPr>
+          <w:p>
+            <w:pPr>
+              <w:spacing w:after="20" w:before="20" w:line="276"/>
+              <w:jc w:val="center"/>
             </w:pPr>
             <w:r>
               <w:rPr>
@@ -2716,11 +2785,12 @@
               <w:bottom w:type="dxa" w:w="50"/>
               <w:right w:type="dxa" w:w="90"/>
             </w:tcMar>
-          </w:tcPr>
-          <w:p>
-            <w:pPr>
-              <w:spacing w:after="20" w:before="20" w:line="276"/>
-              <w:jc w:val="left"/>
+            <w:vAlign w:val="center"/>
+          </w:tcPr>
+          <w:p>
+            <w:pPr>
+              <w:spacing w:after="20" w:before="20" w:line="276"/>
+              <w:jc w:val="center"/>
             </w:pPr>
             <w:r>
               <w:rPr>
@@ -2744,6 +2814,7 @@
               <w:bottom w:type="dxa" w:w="50"/>
               <w:right w:type="dxa" w:w="90"/>
             </w:tcMar>
+            <w:vAlign w:val="center"/>
           </w:tcPr>
           <w:p>
             <w:pPr>
@@ -2772,6 +2843,7 @@
               <w:bottom w:type="dxa" w:w="50"/>
               <w:right w:type="dxa" w:w="90"/>
             </w:tcMar>
+            <w:vAlign w:val="center"/>
           </w:tcPr>
           <w:p>
             <w:pPr>
@@ -2879,6 +2951,7 @@
               <w:bottom w:type="dxa" w:w="50"/>
               <w:right w:type="dxa" w:w="90"/>
             </w:tcMar>
+            <w:vAlign w:val="center"/>
           </w:tcPr>
           <w:p>
             <w:pPr>
@@ -2908,6 +2981,7 @@
               <w:bottom w:type="dxa" w:w="50"/>
               <w:right w:type="dxa" w:w="90"/>
             </w:tcMar>
+            <w:vAlign w:val="center"/>
           </w:tcPr>
           <w:p>
             <w:pPr>
@@ -2937,6 +3011,7 @@
               <w:bottom w:type="dxa" w:w="50"/>
               <w:right w:type="dxa" w:w="90"/>
             </w:tcMar>
+            <w:vAlign w:val="center"/>
           </w:tcPr>
           <w:p>
             <w:pPr>
@@ -2970,11 +3045,12 @@
               <w:bottom w:type="dxa" w:w="50"/>
               <w:right w:type="dxa" w:w="90"/>
             </w:tcMar>
-          </w:tcPr>
-          <w:p>
-            <w:pPr>
-              <w:spacing w:after="20" w:before="20" w:line="276"/>
-              <w:jc w:val="left"/>
+            <w:vAlign w:val="center"/>
+          </w:tcPr>
+          <w:p>
+            <w:pPr>
+              <w:spacing w:after="20" w:before="20" w:line="276"/>
+              <w:jc w:val="center"/>
             </w:pPr>
             <w:r>
               <w:rPr>
@@ -2998,6 +3074,7 @@
               <w:bottom w:type="dxa" w:w="50"/>
               <w:right w:type="dxa" w:w="90"/>
             </w:tcMar>
+            <w:vAlign w:val="center"/>
           </w:tcPr>
           <w:p>
             <w:pPr>
@@ -3026,6 +3103,7 @@
               <w:bottom w:type="dxa" w:w="50"/>
               <w:right w:type="dxa" w:w="90"/>
             </w:tcMar>
+            <w:vAlign w:val="center"/>
           </w:tcPr>
           <w:p>
             <w:pPr>
@@ -3059,11 +3137,12 @@
               <w:bottom w:type="dxa" w:w="50"/>
               <w:right w:type="dxa" w:w="90"/>
             </w:tcMar>
-          </w:tcPr>
-          <w:p>
-            <w:pPr>
-              <w:spacing w:after="20" w:before="20" w:line="276"/>
-              <w:jc w:val="left"/>
+            <w:vAlign w:val="center"/>
+          </w:tcPr>
+          <w:p>
+            <w:pPr>
+              <w:spacing w:after="20" w:before="20" w:line="276"/>
+              <w:jc w:val="center"/>
             </w:pPr>
             <w:r>
               <w:rPr>
@@ -3087,6 +3166,7 @@
               <w:bottom w:type="dxa" w:w="50"/>
               <w:right w:type="dxa" w:w="90"/>
             </w:tcMar>
+            <w:vAlign w:val="center"/>
           </w:tcPr>
           <w:p>
             <w:pPr>
@@ -3115,6 +3195,7 @@
               <w:bottom w:type="dxa" w:w="50"/>
               <w:right w:type="dxa" w:w="90"/>
             </w:tcMar>
+            <w:vAlign w:val="center"/>
           </w:tcPr>
           <w:p>
             <w:pPr>
@@ -3148,11 +3229,12 @@
               <w:bottom w:type="dxa" w:w="50"/>
               <w:right w:type="dxa" w:w="90"/>
             </w:tcMar>
-          </w:tcPr>
-          <w:p>
-            <w:pPr>
-              <w:spacing w:after="20" w:before="20" w:line="276"/>
-              <w:jc w:val="left"/>
+            <w:vAlign w:val="center"/>
+          </w:tcPr>
+          <w:p>
+            <w:pPr>
+              <w:spacing w:after="20" w:before="20" w:line="276"/>
+              <w:jc w:val="center"/>
             </w:pPr>
             <w:r>
               <w:rPr>
@@ -3176,6 +3258,7 @@
               <w:bottom w:type="dxa" w:w="50"/>
               <w:right w:type="dxa" w:w="90"/>
             </w:tcMar>
+            <w:vAlign w:val="center"/>
           </w:tcPr>
           <w:p>
             <w:pPr>
@@ -3204,6 +3287,7 @@
               <w:bottom w:type="dxa" w:w="50"/>
               <w:right w:type="dxa" w:w="90"/>
             </w:tcMar>
+            <w:vAlign w:val="center"/>
           </w:tcPr>
           <w:p>
             <w:pPr>
@@ -3237,11 +3321,12 @@
               <w:bottom w:type="dxa" w:w="50"/>
               <w:right w:type="dxa" w:w="90"/>
             </w:tcMar>
-          </w:tcPr>
-          <w:p>
-            <w:pPr>
-              <w:spacing w:after="20" w:before="20" w:line="276"/>
-              <w:jc w:val="left"/>
+            <w:vAlign w:val="center"/>
+          </w:tcPr>
+          <w:p>
+            <w:pPr>
+              <w:spacing w:after="20" w:before="20" w:line="276"/>
+              <w:jc w:val="center"/>
             </w:pPr>
             <w:r>
               <w:rPr>
@@ -3265,6 +3350,7 @@
               <w:bottom w:type="dxa" w:w="50"/>
               <w:right w:type="dxa" w:w="90"/>
             </w:tcMar>
+            <w:vAlign w:val="center"/>
           </w:tcPr>
           <w:p>
             <w:pPr>
@@ -3293,6 +3379,7 @@
               <w:bottom w:type="dxa" w:w="50"/>
               <w:right w:type="dxa" w:w="90"/>
             </w:tcMar>
+            <w:vAlign w:val="center"/>
           </w:tcPr>
           <w:p>
             <w:pPr>
@@ -3543,6 +3630,7 @@
               <w:bottom w:type="dxa" w:w="50"/>
               <w:right w:type="dxa" w:w="90"/>
             </w:tcMar>
+            <w:vAlign w:val="center"/>
           </w:tcPr>
           <w:p>
             <w:pPr>
@@ -3572,6 +3660,7 @@
               <w:bottom w:type="dxa" w:w="50"/>
               <w:right w:type="dxa" w:w="90"/>
             </w:tcMar>
+            <w:vAlign w:val="center"/>
           </w:tcPr>
           <w:p>
             <w:pPr>
@@ -3601,6 +3690,7 @@
               <w:bottom w:type="dxa" w:w="50"/>
               <w:right w:type="dxa" w:w="90"/>
             </w:tcMar>
+            <w:vAlign w:val="center"/>
           </w:tcPr>
           <w:p>
             <w:pPr>
@@ -3630,6 +3720,7 @@
               <w:bottom w:type="dxa" w:w="50"/>
               <w:right w:type="dxa" w:w="90"/>
             </w:tcMar>
+            <w:vAlign w:val="center"/>
           </w:tcPr>
           <w:p>
             <w:pPr>
@@ -3663,11 +3754,12 @@
               <w:bottom w:type="dxa" w:w="50"/>
               <w:right w:type="dxa" w:w="90"/>
             </w:tcMar>
-          </w:tcPr>
-          <w:p>
-            <w:pPr>
-              <w:spacing w:after="20" w:before="20" w:line="276"/>
-              <w:jc w:val="left"/>
+            <w:vAlign w:val="center"/>
+          </w:tcPr>
+          <w:p>
+            <w:pPr>
+              <w:spacing w:after="20" w:before="20" w:line="276"/>
+              <w:jc w:val="center"/>
             </w:pPr>
             <w:r>
               <w:rPr>
@@ -3691,11 +3783,12 @@
               <w:bottom w:type="dxa" w:w="50"/>
               <w:right w:type="dxa" w:w="90"/>
             </w:tcMar>
-          </w:tcPr>
-          <w:p>
-            <w:pPr>
-              <w:spacing w:after="20" w:before="20" w:line="276"/>
-              <w:jc w:val="left"/>
+            <w:vAlign w:val="center"/>
+          </w:tcPr>
+          <w:p>
+            <w:pPr>
+              <w:spacing w:after="20" w:before="20" w:line="276"/>
+              <w:jc w:val="center"/>
             </w:pPr>
             <w:r>
               <w:rPr>
@@ -3719,6 +3812,7 @@
               <w:bottom w:type="dxa" w:w="50"/>
               <w:right w:type="dxa" w:w="90"/>
             </w:tcMar>
+            <w:vAlign w:val="center"/>
           </w:tcPr>
           <w:p>
             <w:pPr>
@@ -3747,11 +3841,12 @@
               <w:bottom w:type="dxa" w:w="50"/>
               <w:right w:type="dxa" w:w="90"/>
             </w:tcMar>
-          </w:tcPr>
-          <w:p>
-            <w:pPr>
-              <w:spacing w:after="20" w:before="20" w:line="276"/>
-              <w:jc w:val="left"/>
+            <w:vAlign w:val="center"/>
+          </w:tcPr>
+          <w:p>
+            <w:pPr>
+              <w:spacing w:after="20" w:before="20" w:line="276"/>
+              <w:jc w:val="center"/>
             </w:pPr>
             <w:r>
               <w:rPr>
@@ -3780,11 +3875,12 @@
               <w:bottom w:type="dxa" w:w="50"/>
               <w:right w:type="dxa" w:w="90"/>
             </w:tcMar>
-          </w:tcPr>
-          <w:p>
-            <w:pPr>
-              <w:spacing w:after="20" w:before="20" w:line="276"/>
-              <w:jc w:val="left"/>
+            <w:vAlign w:val="center"/>
+          </w:tcPr>
+          <w:p>
+            <w:pPr>
+              <w:spacing w:after="20" w:before="20" w:line="276"/>
+              <w:jc w:val="center"/>
             </w:pPr>
             <w:r>
               <w:rPr>
@@ -3808,11 +3904,12 @@
               <w:bottom w:type="dxa" w:w="50"/>
               <w:right w:type="dxa" w:w="90"/>
             </w:tcMar>
-          </w:tcPr>
-          <w:p>
-            <w:pPr>
-              <w:spacing w:after="20" w:before="20" w:line="276"/>
-              <w:jc w:val="left"/>
+            <w:vAlign w:val="center"/>
+          </w:tcPr>
+          <w:p>
+            <w:pPr>
+              <w:spacing w:after="20" w:before="20" w:line="276"/>
+              <w:jc w:val="center"/>
             </w:pPr>
             <w:r>
               <w:rPr>
@@ -3836,6 +3933,7 @@
               <w:bottom w:type="dxa" w:w="50"/>
               <w:right w:type="dxa" w:w="90"/>
             </w:tcMar>
+            <w:vAlign w:val="center"/>
           </w:tcPr>
           <w:p>
             <w:pPr>
@@ -3864,11 +3962,12 @@
               <w:bottom w:type="dxa" w:w="50"/>
               <w:right w:type="dxa" w:w="90"/>
             </w:tcMar>
-          </w:tcPr>
-          <w:p>
-            <w:pPr>
-              <w:spacing w:after="20" w:before="20" w:line="276"/>
-              <w:jc w:val="left"/>
+            <w:vAlign w:val="center"/>
+          </w:tcPr>
+          <w:p>
+            <w:pPr>
+              <w:spacing w:after="20" w:before="20" w:line="276"/>
+              <w:jc w:val="center"/>
             </w:pPr>
             <w:r>
               <w:rPr>
@@ -3897,11 +3996,12 @@
               <w:bottom w:type="dxa" w:w="50"/>
               <w:right w:type="dxa" w:w="90"/>
             </w:tcMar>
-          </w:tcPr>
-          <w:p>
-            <w:pPr>
-              <w:spacing w:after="20" w:before="20" w:line="276"/>
-              <w:jc w:val="left"/>
+            <w:vAlign w:val="center"/>
+          </w:tcPr>
+          <w:p>
+            <w:pPr>
+              <w:spacing w:after="20" w:before="20" w:line="276"/>
+              <w:jc w:val="center"/>
             </w:pPr>
             <w:r>
               <w:rPr>
@@ -3925,11 +4025,12 @@
               <w:bottom w:type="dxa" w:w="50"/>
               <w:right w:type="dxa" w:w="90"/>
             </w:tcMar>
-          </w:tcPr>
-          <w:p>
-            <w:pPr>
-              <w:spacing w:after="20" w:before="20" w:line="276"/>
-              <w:jc w:val="left"/>
+            <w:vAlign w:val="center"/>
+          </w:tcPr>
+          <w:p>
+            <w:pPr>
+              <w:spacing w:after="20" w:before="20" w:line="276"/>
+              <w:jc w:val="center"/>
             </w:pPr>
             <w:r>
               <w:rPr>
@@ -3953,6 +4054,7 @@
               <w:bottom w:type="dxa" w:w="50"/>
               <w:right w:type="dxa" w:w="90"/>
             </w:tcMar>
+            <w:vAlign w:val="center"/>
           </w:tcPr>
           <w:p>
             <w:pPr>
@@ -3981,11 +4083,12 @@
               <w:bottom w:type="dxa" w:w="50"/>
               <w:right w:type="dxa" w:w="90"/>
             </w:tcMar>
-          </w:tcPr>
-          <w:p>
-            <w:pPr>
-              <w:spacing w:after="20" w:before="20" w:line="276"/>
-              <w:jc w:val="left"/>
+            <w:vAlign w:val="center"/>
+          </w:tcPr>
+          <w:p>
+            <w:pPr>
+              <w:spacing w:after="20" w:before="20" w:line="276"/>
+              <w:jc w:val="center"/>
             </w:pPr>
             <w:r>
               <w:rPr>
@@ -4014,11 +4117,12 @@
               <w:bottom w:type="dxa" w:w="50"/>
               <w:right w:type="dxa" w:w="90"/>
             </w:tcMar>
-          </w:tcPr>
-          <w:p>
-            <w:pPr>
-              <w:spacing w:after="20" w:before="20" w:line="276"/>
-              <w:jc w:val="left"/>
+            <w:vAlign w:val="center"/>
+          </w:tcPr>
+          <w:p>
+            <w:pPr>
+              <w:spacing w:after="20" w:before="20" w:line="276"/>
+              <w:jc w:val="center"/>
             </w:pPr>
             <w:r>
               <w:rPr>
@@ -4042,11 +4146,12 @@
               <w:bottom w:type="dxa" w:w="50"/>
               <w:right w:type="dxa" w:w="90"/>
             </w:tcMar>
-          </w:tcPr>
-          <w:p>
-            <w:pPr>
-              <w:spacing w:after="20" w:before="20" w:line="276"/>
-              <w:jc w:val="left"/>
+            <w:vAlign w:val="center"/>
+          </w:tcPr>
+          <w:p>
+            <w:pPr>
+              <w:spacing w:after="20" w:before="20" w:line="276"/>
+              <w:jc w:val="center"/>
             </w:pPr>
             <w:r>
               <w:rPr>
@@ -4070,6 +4175,7 @@
               <w:bottom w:type="dxa" w:w="50"/>
               <w:right w:type="dxa" w:w="90"/>
             </w:tcMar>
+            <w:vAlign w:val="center"/>
           </w:tcPr>
           <w:p>
             <w:pPr>
@@ -4098,11 +4204,12 @@
               <w:bottom w:type="dxa" w:w="50"/>
               <w:right w:type="dxa" w:w="90"/>
             </w:tcMar>
-          </w:tcPr>
-          <w:p>
-            <w:pPr>
-              <w:spacing w:after="20" w:before="20" w:line="276"/>
-              <w:jc w:val="left"/>
+            <w:vAlign w:val="center"/>
+          </w:tcPr>
+          <w:p>
+            <w:pPr>
+              <w:spacing w:after="20" w:before="20" w:line="276"/>
+              <w:jc w:val="center"/>
             </w:pPr>
             <w:r>
               <w:rPr>
@@ -4131,11 +4238,12 @@
               <w:bottom w:type="dxa" w:w="50"/>
               <w:right w:type="dxa" w:w="90"/>
             </w:tcMar>
-          </w:tcPr>
-          <w:p>
-            <w:pPr>
-              <w:spacing w:after="20" w:before="20" w:line="276"/>
-              <w:jc w:val="left"/>
+            <w:vAlign w:val="center"/>
+          </w:tcPr>
+          <w:p>
+            <w:pPr>
+              <w:spacing w:after="20" w:before="20" w:line="276"/>
+              <w:jc w:val="center"/>
             </w:pPr>
             <w:r>
               <w:rPr>
@@ -4159,11 +4267,12 @@
               <w:bottom w:type="dxa" w:w="50"/>
               <w:right w:type="dxa" w:w="90"/>
             </w:tcMar>
-          </w:tcPr>
-          <w:p>
-            <w:pPr>
-              <w:spacing w:after="20" w:before="20" w:line="276"/>
-              <w:jc w:val="left"/>
+            <w:vAlign w:val="center"/>
+          </w:tcPr>
+          <w:p>
+            <w:pPr>
+              <w:spacing w:after="20" w:before="20" w:line="276"/>
+              <w:jc w:val="center"/>
             </w:pPr>
             <w:r>
               <w:rPr>
@@ -4187,6 +4296,7 @@
               <w:bottom w:type="dxa" w:w="50"/>
               <w:right w:type="dxa" w:w="90"/>
             </w:tcMar>
+            <w:vAlign w:val="center"/>
           </w:tcPr>
           <w:p>
             <w:pPr>
@@ -4215,11 +4325,12 @@
               <w:bottom w:type="dxa" w:w="50"/>
               <w:right w:type="dxa" w:w="90"/>
             </w:tcMar>
-          </w:tcPr>
-          <w:p>
-            <w:pPr>
-              <w:spacing w:after="20" w:before="20" w:line="276"/>
-              <w:jc w:val="left"/>
+            <w:vAlign w:val="center"/>
+          </w:tcPr>
+          <w:p>
+            <w:pPr>
+              <w:spacing w:after="20" w:before="20" w:line="276"/>
+              <w:jc w:val="center"/>
             </w:pPr>
             <w:r>
               <w:rPr>
@@ -4291,6 +4402,7 @@
               <w:bottom w:type="dxa" w:w="50"/>
               <w:right w:type="dxa" w:w="90"/>
             </w:tcMar>
+            <w:vAlign w:val="center"/>
           </w:tcPr>
           <w:p>
             <w:pPr>
@@ -4320,6 +4432,7 @@
               <w:bottom w:type="dxa" w:w="50"/>
               <w:right w:type="dxa" w:w="90"/>
             </w:tcMar>
+            <w:vAlign w:val="center"/>
           </w:tcPr>
           <w:p>
             <w:pPr>
@@ -4349,6 +4462,7 @@
               <w:bottom w:type="dxa" w:w="50"/>
               <w:right w:type="dxa" w:w="90"/>
             </w:tcMar>
+            <w:vAlign w:val="center"/>
           </w:tcPr>
           <w:p>
             <w:pPr>
@@ -4382,11 +4496,12 @@
               <w:bottom w:type="dxa" w:w="50"/>
               <w:right w:type="dxa" w:w="90"/>
             </w:tcMar>
-          </w:tcPr>
-          <w:p>
-            <w:pPr>
-              <w:spacing w:after="20" w:before="20" w:line="276"/>
-              <w:jc w:val="left"/>
+            <w:vAlign w:val="center"/>
+          </w:tcPr>
+          <w:p>
+            <w:pPr>
+              <w:spacing w:after="20" w:before="20" w:line="276"/>
+              <w:jc w:val="center"/>
             </w:pPr>
             <w:r>
               <w:rPr>
@@ -4410,11 +4525,12 @@
               <w:bottom w:type="dxa" w:w="50"/>
               <w:right w:type="dxa" w:w="90"/>
             </w:tcMar>
-          </w:tcPr>
-          <w:p>
-            <w:pPr>
-              <w:spacing w:after="20" w:before="20" w:line="276"/>
-              <w:jc w:val="left"/>
+            <w:vAlign w:val="center"/>
+          </w:tcPr>
+          <w:p>
+            <w:pPr>
+              <w:spacing w:after="20" w:before="20" w:line="276"/>
+              <w:jc w:val="center"/>
             </w:pPr>
             <w:r>
               <w:rPr>
@@ -4438,6 +4554,7 @@
               <w:bottom w:type="dxa" w:w="50"/>
               <w:right w:type="dxa" w:w="90"/>
             </w:tcMar>
+            <w:vAlign w:val="center"/>
           </w:tcPr>
           <w:p>
             <w:pPr>
@@ -4471,11 +4588,12 @@
               <w:bottom w:type="dxa" w:w="50"/>
               <w:right w:type="dxa" w:w="90"/>
             </w:tcMar>
-          </w:tcPr>
-          <w:p>
-            <w:pPr>
-              <w:spacing w:after="20" w:before="20" w:line="276"/>
-              <w:jc w:val="left"/>
+            <w:vAlign w:val="center"/>
+          </w:tcPr>
+          <w:p>
+            <w:pPr>
+              <w:spacing w:after="20" w:before="20" w:line="276"/>
+              <w:jc w:val="center"/>
             </w:pPr>
             <w:r>
               <w:rPr>
@@ -4499,11 +4617,12 @@
               <w:bottom w:type="dxa" w:w="50"/>
               <w:right w:type="dxa" w:w="90"/>
             </w:tcMar>
-          </w:tcPr>
-          <w:p>
-            <w:pPr>
-              <w:spacing w:after="20" w:before="20" w:line="276"/>
-              <w:jc w:val="left"/>
+            <w:vAlign w:val="center"/>
+          </w:tcPr>
+          <w:p>
+            <w:pPr>
+              <w:spacing w:after="20" w:before="20" w:line="276"/>
+              <w:jc w:val="center"/>
             </w:pPr>
             <w:r>
               <w:rPr>
@@ -4527,6 +4646,7 @@
               <w:bottom w:type="dxa" w:w="50"/>
               <w:right w:type="dxa" w:w="90"/>
             </w:tcMar>
+            <w:vAlign w:val="center"/>
           </w:tcPr>
           <w:p>
             <w:pPr>
@@ -4560,11 +4680,12 @@
               <w:bottom w:type="dxa" w:w="50"/>
               <w:right w:type="dxa" w:w="90"/>
             </w:tcMar>
-          </w:tcPr>
-          <w:p>
-            <w:pPr>
-              <w:spacing w:after="20" w:before="20" w:line="276"/>
-              <w:jc w:val="left"/>
+            <w:vAlign w:val="center"/>
+          </w:tcPr>
+          <w:p>
+            <w:pPr>
+              <w:spacing w:after="20" w:before="20" w:line="276"/>
+              <w:jc w:val="center"/>
             </w:pPr>
             <w:r>
               <w:rPr>
@@ -4588,11 +4709,12 @@
               <w:bottom w:type="dxa" w:w="50"/>
               <w:right w:type="dxa" w:w="90"/>
             </w:tcMar>
-          </w:tcPr>
-          <w:p>
-            <w:pPr>
-              <w:spacing w:after="20" w:before="20" w:line="276"/>
-              <w:jc w:val="left"/>
+            <w:vAlign w:val="center"/>
+          </w:tcPr>
+          <w:p>
+            <w:pPr>
+              <w:spacing w:after="20" w:before="20" w:line="276"/>
+              <w:jc w:val="center"/>
             </w:pPr>
             <w:r>
               <w:rPr>
@@ -4616,6 +4738,7 @@
               <w:bottom w:type="dxa" w:w="50"/>
               <w:right w:type="dxa" w:w="90"/>
             </w:tcMar>
+            <w:vAlign w:val="center"/>
           </w:tcPr>
           <w:p>
             <w:pPr>
@@ -4649,11 +4772,12 @@
               <w:bottom w:type="dxa" w:w="50"/>
               <w:right w:type="dxa" w:w="90"/>
             </w:tcMar>
-          </w:tcPr>
-          <w:p>
-            <w:pPr>
-              <w:spacing w:after="20" w:before="20" w:line="276"/>
-              <w:jc w:val="left"/>
+            <w:vAlign w:val="center"/>
+          </w:tcPr>
+          <w:p>
+            <w:pPr>
+              <w:spacing w:after="20" w:before="20" w:line="276"/>
+              <w:jc w:val="center"/>
             </w:pPr>
             <w:r>
               <w:rPr>
@@ -4677,11 +4801,12 @@
               <w:bottom w:type="dxa" w:w="50"/>
               <w:right w:type="dxa" w:w="90"/>
             </w:tcMar>
-          </w:tcPr>
-          <w:p>
-            <w:pPr>
-              <w:spacing w:after="20" w:before="20" w:line="276"/>
-              <w:jc w:val="left"/>
+            <w:vAlign w:val="center"/>
+          </w:tcPr>
+          <w:p>
+            <w:pPr>
+              <w:spacing w:after="20" w:before="20" w:line="276"/>
+              <w:jc w:val="center"/>
             </w:pPr>
             <w:r>
               <w:rPr>
@@ -4705,6 +4830,7 @@
               <w:bottom w:type="dxa" w:w="50"/>
               <w:right w:type="dxa" w:w="90"/>
             </w:tcMar>
+            <w:vAlign w:val="center"/>
           </w:tcPr>
           <w:p>
             <w:pPr>
@@ -4738,11 +4864,12 @@
               <w:bottom w:type="dxa" w:w="50"/>
               <w:right w:type="dxa" w:w="90"/>
             </w:tcMar>
-          </w:tcPr>
-          <w:p>
-            <w:pPr>
-              <w:spacing w:after="20" w:before="20" w:line="276"/>
-              <w:jc w:val="left"/>
+            <w:vAlign w:val="center"/>
+          </w:tcPr>
+          <w:p>
+            <w:pPr>
+              <w:spacing w:after="20" w:before="20" w:line="276"/>
+              <w:jc w:val="center"/>
             </w:pPr>
             <w:r>
               <w:rPr>
@@ -4766,11 +4893,12 @@
               <w:bottom w:type="dxa" w:w="50"/>
               <w:right w:type="dxa" w:w="90"/>
             </w:tcMar>
-          </w:tcPr>
-          <w:p>
-            <w:pPr>
-              <w:spacing w:after="20" w:before="20" w:line="276"/>
-              <w:jc w:val="left"/>
+            <w:vAlign w:val="center"/>
+          </w:tcPr>
+          <w:p>
+            <w:pPr>
+              <w:spacing w:after="20" w:before="20" w:line="276"/>
+              <w:jc w:val="center"/>
             </w:pPr>
             <w:r>
               <w:rPr>
@@ -4794,6 +4922,7 @@
               <w:bottom w:type="dxa" w:w="50"/>
               <w:right w:type="dxa" w:w="90"/>
             </w:tcMar>
+            <w:vAlign w:val="center"/>
           </w:tcPr>
           <w:p>
             <w:pPr>

--- a/docs/作业5_需求评审_SQA1_20261020/需求评审计划_SQA2.docx
+++ b/docs/作业5_需求评审_SQA1_20261020/需求评审计划_SQA2.docx
@@ -4570,7 +4570,7 @@
                 <w:sz w:val="21"/>
                 <w:szCs w:val="21"/>
               </w:rPr>
-              <w:t xml:space="preserve">（开会后签字确认）</w:t>
+              <w:t xml:space="preserve"/>
             </w:r>
           </w:p>
         </w:tc>
@@ -4662,7 +4662,7 @@
                 <w:sz w:val="21"/>
                 <w:szCs w:val="21"/>
               </w:rPr>
-              <w:t xml:space="preserve">（开会后签字确认）</w:t>
+              <w:t xml:space="preserve"/>
             </w:r>
           </w:p>
         </w:tc>
@@ -4754,7 +4754,7 @@
                 <w:sz w:val="21"/>
                 <w:szCs w:val="21"/>
               </w:rPr>
-              <w:t xml:space="preserve">（开会后签字确认）</w:t>
+              <w:t xml:space="preserve"/>
             </w:r>
           </w:p>
         </w:tc>
@@ -4846,7 +4846,7 @@
                 <w:sz w:val="21"/>
                 <w:szCs w:val="21"/>
               </w:rPr>
-              <w:t xml:space="preserve">（开会后签字确认）</w:t>
+              <w:t xml:space="preserve"/>
             </w:r>
           </w:p>
         </w:tc>
@@ -4938,7 +4938,7 @@
                 <w:sz w:val="21"/>
                 <w:szCs w:val="21"/>
               </w:rPr>
-              <w:t xml:space="preserve">（开会后签字确认）</w:t>
+              <w:t xml:space="preserve"/>
             </w:r>
           </w:p>
         </w:tc>

--- a/docs/作业5_需求评审_SQA1_20261020/需求评审计划_SQA2.docx
+++ b/docs/作业5_需求评审_SQA1_20261020/需求评审计划_SQA2.docx
@@ -158,7 +158,7 @@
                 <w:sz w:val="24"/>
                 <w:szCs w:val="24"/>
               </w:rPr>
-              <w:t xml:space="preserve">版本 V1.4 · 2026 年 10 月 21 日</w:t>
+              <w:t xml:space="preserve">版本 V1.5 · 2026 年 10 月 21 日</w:t>
             </w:r>
           </w:p>
           <w:p>
@@ -2880,7 +2880,7 @@
           <w:sz w:val="24"/>
           <w:szCs w:val="24"/>
         </w:rPr>
-        <w:t xml:space="preserve">评审过程使用 AI 辅助工具（ZCode）进行条款级自动比对与材料解包，全部结论由评审员逐条人工复核确认，AI 使用情况按课程要求登记于 SQA2《AI 使用登记》。</w:t>
+        <w:t xml:space="preserve">评审过程使用 AI 辅助工具（ZCode）进行条款级自动比对与材料解包，全部结论由评审组逐条人工复核确认——评审组长复核 A／D 组并承担统稿落改与争议预裁决，四名评审员分域复核；AI 使用情况按课程要求登记于 SQA2《AI 使用登记》。</w:t>
       </w:r>
     </w:p>
     <w:p>
@@ -4313,6 +4313,127 @@
                 <w:szCs w:val="20"/>
               </w:rPr>
               <w:t xml:space="preserve">依据组员核查意见（陈彬／韦政治）增补 Y10（老师下发基础数据为评审依据，使 E3／P12／P13 规模与编号论据可复核）；封面版本与修订历史同步</w:t>
+            </w:r>
+          </w:p>
+        </w:tc>
+        <w:tc>
+          <w:tcPr>
+            <w:tcW w:type="pct" w:w="18%"/>
+            <w:tcMar>
+              <w:top w:type="dxa" w:w="50"/>
+              <w:left w:type="dxa" w:w="90"/>
+              <w:bottom w:type="dxa" w:w="50"/>
+              <w:right w:type="dxa" w:w="90"/>
+            </w:tcMar>
+            <w:vAlign w:val="center"/>
+          </w:tcPr>
+          <w:p>
+            <w:pPr>
+              <w:spacing w:after="20" w:before="20" w:line="276"/>
+              <w:jc w:val="center"/>
+            </w:pPr>
+            <w:r>
+              <w:rPr>
+                <w:rFonts w:ascii="Times New Roman" w:eastAsia="SimSun"/>
+                <w:b w:val="false"/>
+                <w:bCs w:val="false"/>
+                <w:color w:val="000000"/>
+                <w:sz w:val="20"/>
+                <w:szCs w:val="20"/>
+              </w:rPr>
+              <w:t xml:space="preserve">刘罡甫</w:t>
+            </w:r>
+          </w:p>
+        </w:tc>
+      </w:tr>
+      <w:tr>
+        <w:trPr>
+          <w:cantSplit/>
+        </w:trPr>
+        <w:tc>
+          <w:tcPr>
+            <w:tcW w:type="pct" w:w="14%"/>
+            <w:tcMar>
+              <w:top w:type="dxa" w:w="50"/>
+              <w:left w:type="dxa" w:w="90"/>
+              <w:bottom w:type="dxa" w:w="50"/>
+              <w:right w:type="dxa" w:w="90"/>
+            </w:tcMar>
+            <w:vAlign w:val="center"/>
+          </w:tcPr>
+          <w:p>
+            <w:pPr>
+              <w:spacing w:after="20" w:before="20" w:line="276"/>
+              <w:jc w:val="center"/>
+            </w:pPr>
+            <w:r>
+              <w:rPr>
+                <w:rFonts w:ascii="Times New Roman" w:eastAsia="SimSun"/>
+                <w:b w:val="false"/>
+                <w:bCs w:val="false"/>
+                <w:color w:val="000000"/>
+                <w:sz w:val="20"/>
+                <w:szCs w:val="20"/>
+              </w:rPr>
+              <w:t xml:space="preserve">2026-10-21</w:t>
+            </w:r>
+          </w:p>
+        </w:tc>
+        <w:tc>
+          <w:tcPr>
+            <w:tcW w:type="pct" w:w="10%"/>
+            <w:tcMar>
+              <w:top w:type="dxa" w:w="50"/>
+              <w:left w:type="dxa" w:w="90"/>
+              <w:bottom w:type="dxa" w:w="50"/>
+              <w:right w:type="dxa" w:w="90"/>
+            </w:tcMar>
+            <w:vAlign w:val="center"/>
+          </w:tcPr>
+          <w:p>
+            <w:pPr>
+              <w:spacing w:after="20" w:before="20" w:line="276"/>
+              <w:jc w:val="center"/>
+            </w:pPr>
+            <w:r>
+              <w:rPr>
+                <w:rFonts w:ascii="Times New Roman" w:eastAsia="SimSun"/>
+                <w:b w:val="false"/>
+                <w:bCs w:val="false"/>
+                <w:color w:val="000000"/>
+                <w:sz w:val="20"/>
+                <w:szCs w:val="20"/>
+              </w:rPr>
+              <w:t xml:space="preserve">V1.5</w:t>
+            </w:r>
+          </w:p>
+        </w:tc>
+        <w:tc>
+          <w:tcPr>
+            <w:tcW w:type="pct" w:w="58%"/>
+            <w:tcMar>
+              <w:top w:type="dxa" w:w="50"/>
+              <w:left w:type="dxa" w:w="90"/>
+              <w:bottom w:type="dxa" w:w="50"/>
+              <w:right w:type="dxa" w:w="90"/>
+            </w:tcMar>
+            <w:vAlign w:val="center"/>
+          </w:tcPr>
+          <w:p>
+            <w:pPr>
+              <w:spacing w:after="20" w:before="20" w:line="276"/>
+              <w:jc w:val="left"/>
+            </w:pPr>
+            <w:r>
+              <w:rPr>
+                <w:rFonts w:ascii="Times New Roman" w:eastAsia="SimSun"/>
+                <w:b w:val="false"/>
+                <w:bCs w:val="false"/>
+                <w:color w:val="000000"/>
+                <w:sz w:val="20"/>
+                <w:szCs w:val="20"/>
+              </w:rPr>
+              <w:t xml:space="preserve">第 5 节评审手段补正组长复核与统稿职责（与表 1-3 分工一致）；封面版本同步</w:t>
             </w:r>
           </w:p>
         </w:tc>

--- a/docs/作业5_需求评审_SQA1_20261020/需求评审计划_SQA2.docx
+++ b/docs/作业5_需求评审_SQA1_20261020/需求评审计划_SQA2.docx
@@ -158,7 +158,7 @@
                 <w:sz w:val="24"/>
                 <w:szCs w:val="24"/>
               </w:rPr>
-              <w:t xml:space="preserve">版本 V1.5 · 2026 年 10 月 21 日</w:t>
+              <w:t xml:space="preserve">版本 V1.6 · 2026 年 10 月 22 日</w:t>
             </w:r>
           </w:p>
           <w:p>
@@ -211,6 +211,7 @@
     <w:p>
       <w:pPr>
         <w:pStyle w:val="Heading1"/>
+        <w:keepNext/>
         <w:spacing w:after="160" w:before="360" w:line="312"/>
         <w:jc w:val="center"/>
       </w:pPr>
@@ -265,6 +266,7 @@
     <w:p>
       <w:pPr>
         <w:pStyle w:val="Heading1"/>
+        <w:keepNext/>
         <w:spacing w:after="160" w:before="360" w:line="312"/>
         <w:jc w:val="center"/>
       </w:pPr>
@@ -295,7 +297,7 @@
           <w:sz w:val="24"/>
           <w:szCs w:val="24"/>
         </w:rPr>
-        <w:t xml:space="preserve">本次评审以下列文件为基准，编号 Y1～Y7 在配套检查表与评审报告中沿用：</w:t>
+        <w:t xml:space="preserve">本次评审以下列文件为基准，编号 Y1～Y10 在配套检查表与评审报告中沿用：</w:t>
       </w:r>
     </w:p>
     <w:p>
@@ -1371,6 +1373,7 @@
     <w:p>
       <w:pPr>
         <w:pStyle w:val="Heading1"/>
+        <w:keepNext/>
         <w:spacing w:after="160" w:before="360" w:line="312"/>
         <w:jc w:val="center"/>
       </w:pPr>
@@ -1389,6 +1392,7 @@
     <w:p>
       <w:pPr>
         <w:pStyle w:val="Heading2"/>
+        <w:keepNext/>
         <w:spacing w:after="120" w:before="240" w:line="312"/>
       </w:pPr>
       <w:r>
@@ -1906,6 +1910,7 @@
     <w:p>
       <w:pPr>
         <w:pStyle w:val="Heading2"/>
+        <w:keepNext/>
         <w:spacing w:after="120" w:before="240" w:line="312"/>
       </w:pPr>
       <w:r>
@@ -1959,6 +1964,7 @@
     <w:p>
       <w:pPr>
         <w:pStyle w:val="Heading1"/>
+        <w:keepNext/>
         <w:spacing w:after="160" w:before="360" w:line="312"/>
         <w:jc w:val="center"/>
       </w:pPr>
@@ -2064,6 +2070,7 @@
     <w:p>
       <w:pPr>
         <w:pStyle w:val="Heading1"/>
+        <w:keepNext/>
         <w:spacing w:after="160" w:before="360" w:line="312"/>
         <w:jc w:val="center"/>
       </w:pPr>
@@ -2880,12 +2887,13 @@
           <w:sz w:val="24"/>
           <w:szCs w:val="24"/>
         </w:rPr>
-        <w:t xml:space="preserve">评审过程使用 AI 辅助工具（ZCode）进行条款级自动比对与材料解包，全部结论由评审组逐条人工复核确认——评审组长复核 A／D 组并承担统稿落改与争议预裁决，四名评审员分域复核；AI 使用情况按课程要求登记于 SQA2《AI 使用登记》。</w:t>
+        <w:t xml:space="preserve">评审过程使用 AI 辅助工具（ZCode、ChatGPT Codex 等）进行条款级自动比对与材料解包，全部结论由评审组逐条人工复核确认——评审组长复核 A／D 组并承担统稿落改与争议预裁决，四名评审员分域复核；各工具分工见 SQA2《AI 使用登记》。</w:t>
       </w:r>
     </w:p>
     <w:p>
       <w:pPr>
         <w:pStyle w:val="Heading1"/>
+        <w:keepNext/>
         <w:spacing w:after="160" w:before="360" w:line="312"/>
         <w:jc w:val="center"/>
       </w:pPr>
@@ -3274,7 +3282,7 @@
                 <w:sz w:val="20"/>
                 <w:szCs w:val="20"/>
               </w:rPr>
-              <w:t xml:space="preserve">意见汇总、报告定稿、组内确认</w:t>
+              <w:t xml:space="preserve">终版复核落改（1022 复核清单）、报告定稿、组内确认与签字</w:t>
             </w:r>
           </w:p>
         </w:tc>
@@ -3303,7 +3311,7 @@
                 <w:sz w:val="20"/>
                 <w:szCs w:val="20"/>
               </w:rPr>
-              <w:t xml:space="preserve">评审报告 V1.1</w:t>
+              <w:t xml:space="preserve">四件套定稿＋作业5_SQA2.zip</w:t>
             </w:r>
           </w:p>
         </w:tc>
@@ -3422,6 +3430,7 @@
     <w:p>
       <w:pPr>
         <w:pStyle w:val="Heading1"/>
+        <w:keepNext/>
         <w:spacing w:after="160" w:before="360" w:line="312"/>
         <w:jc w:val="center"/>
       </w:pPr>
@@ -3476,6 +3485,7 @@
     <w:p>
       <w:pPr>
         <w:pStyle w:val="Heading1"/>
+        <w:keepNext/>
         <w:spacing w:after="160" w:before="360" w:line="312"/>
         <w:jc w:val="center"/>
       </w:pPr>
@@ -3546,6 +3556,7 @@
     <w:p>
       <w:pPr>
         <w:pStyle w:val="Heading1"/>
+        <w:keepNext/>
         <w:spacing w:after="160" w:before="360" w:line="312"/>
         <w:jc w:val="center"/>
       </w:pPr>
@@ -4434,6 +4445,127 @@
                 <w:szCs w:val="20"/>
               </w:rPr>
               <w:t xml:space="preserve">第 5 节评审手段补正组长复核与统稿职责（与表 1-3 分工一致）；封面版本同步</w:t>
+            </w:r>
+          </w:p>
+        </w:tc>
+        <w:tc>
+          <w:tcPr>
+            <w:tcW w:type="pct" w:w="18%"/>
+            <w:tcMar>
+              <w:top w:type="dxa" w:w="50"/>
+              <w:left w:type="dxa" w:w="90"/>
+              <w:bottom w:type="dxa" w:w="50"/>
+              <w:right w:type="dxa" w:w="90"/>
+            </w:tcMar>
+            <w:vAlign w:val="center"/>
+          </w:tcPr>
+          <w:p>
+            <w:pPr>
+              <w:spacing w:after="20" w:before="20" w:line="276"/>
+              <w:jc w:val="center"/>
+            </w:pPr>
+            <w:r>
+              <w:rPr>
+                <w:rFonts w:ascii="Times New Roman" w:eastAsia="SimSun"/>
+                <w:b w:val="false"/>
+                <w:bCs w:val="false"/>
+                <w:color w:val="000000"/>
+                <w:sz w:val="20"/>
+                <w:szCs w:val="20"/>
+              </w:rPr>
+              <w:t xml:space="preserve">刘罡甫</w:t>
+            </w:r>
+          </w:p>
+        </w:tc>
+      </w:tr>
+      <w:tr>
+        <w:trPr>
+          <w:cantSplit/>
+        </w:trPr>
+        <w:tc>
+          <w:tcPr>
+            <w:tcW w:type="pct" w:w="14%"/>
+            <w:tcMar>
+              <w:top w:type="dxa" w:w="50"/>
+              <w:left w:type="dxa" w:w="90"/>
+              <w:bottom w:type="dxa" w:w="50"/>
+              <w:right w:type="dxa" w:w="90"/>
+            </w:tcMar>
+            <w:vAlign w:val="center"/>
+          </w:tcPr>
+          <w:p>
+            <w:pPr>
+              <w:spacing w:after="20" w:before="20" w:line="276"/>
+              <w:jc w:val="center"/>
+            </w:pPr>
+            <w:r>
+              <w:rPr>
+                <w:rFonts w:ascii="Times New Roman" w:eastAsia="SimSun"/>
+                <w:b w:val="false"/>
+                <w:bCs w:val="false"/>
+                <w:color w:val="000000"/>
+                <w:sz w:val="20"/>
+                <w:szCs w:val="20"/>
+              </w:rPr>
+              <w:t xml:space="preserve">2026-10-22</w:t>
+            </w:r>
+          </w:p>
+        </w:tc>
+        <w:tc>
+          <w:tcPr>
+            <w:tcW w:type="pct" w:w="10%"/>
+            <w:tcMar>
+              <w:top w:type="dxa" w:w="50"/>
+              <w:left w:type="dxa" w:w="90"/>
+              <w:bottom w:type="dxa" w:w="50"/>
+              <w:right w:type="dxa" w:w="90"/>
+            </w:tcMar>
+            <w:vAlign w:val="center"/>
+          </w:tcPr>
+          <w:p>
+            <w:pPr>
+              <w:spacing w:after="20" w:before="20" w:line="276"/>
+              <w:jc w:val="center"/>
+            </w:pPr>
+            <w:r>
+              <w:rPr>
+                <w:rFonts w:ascii="Times New Roman" w:eastAsia="SimSun"/>
+                <w:b w:val="false"/>
+                <w:bCs w:val="false"/>
+                <w:color w:val="000000"/>
+                <w:sz w:val="20"/>
+                <w:szCs w:val="20"/>
+              </w:rPr>
+              <w:t xml:space="preserve">V1.6</w:t>
+            </w:r>
+          </w:p>
+        </w:tc>
+        <w:tc>
+          <w:tcPr>
+            <w:tcW w:type="pct" w:w="58%"/>
+            <w:tcMar>
+              <w:top w:type="dxa" w:w="50"/>
+              <w:left w:type="dxa" w:w="90"/>
+              <w:bottom w:type="dxa" w:w="50"/>
+              <w:right w:type="dxa" w:w="90"/>
+            </w:tcMar>
+            <w:vAlign w:val="center"/>
+          </w:tcPr>
+          <w:p>
+            <w:pPr>
+              <w:spacing w:after="20" w:before="20" w:line="276"/>
+              <w:jc w:val="left"/>
+            </w:pPr>
+            <w:r>
+              <w:rPr>
+                <w:rFonts w:ascii="Times New Roman" w:eastAsia="SimSun"/>
+                <w:b w:val="false"/>
+                <w:bCs w:val="false"/>
+                <w:color w:val="000000"/>
+                <w:sz w:val="20"/>
+                <w:szCs w:val="20"/>
+              </w:rPr>
+              <w:t xml:space="preserve">依据 10-22 终版复核清单修订：§2 首句依据编号统一为 Y1～Y10；表 1-4 之 10-22 安排改为“终版复核落改、定稿、确认与签字”（删除过时的“报告 V1.1”产出表述）；§5 AI 工具表述补 ChatGPT Codex（与 AI 使用登记一致）；封面版本同步</w:t>
             </w:r>
           </w:p>
         </w:tc>
@@ -5328,6 +5460,7 @@
     <w:next w:val="Normal"/>
     <w:qFormat/>
     <w:pPr>
+      <w:keepNext/>
       <w:spacing w:after="160" w:before="360" w:line="312"/>
       <w:outlineLvl w:val="0"/>
     </w:pPr>
@@ -5346,6 +5479,7 @@
     <w:next w:val="Normal"/>
     <w:qFormat/>
     <w:pPr>
+      <w:keepNext/>
       <w:spacing w:after="120" w:before="240" w:line="312"/>
       <w:outlineLvl w:val="1"/>
     </w:pPr>
@@ -5364,6 +5498,7 @@
     <w:next w:val="Normal"/>
     <w:qFormat/>
     <w:pPr>
+      <w:keepNext/>
       <w:spacing w:after="100" w:before="200" w:line="312"/>
       <w:outlineLvl w:val="2"/>
     </w:pPr>
